--- a/00-首页/题组Word/第一轮习题集/结构化学/元素周期表与周期律练习题组-学生版.docx
+++ b/00-首页/题组Word/第一轮习题集/结构化学/元素周期表与周期律练习题组-学生版.docx
@@ -3164,19 +3164,20 @@
           <w:numId w:val="1006"/>
         </w:numPr>
       </w:pPr>
-      <w:r>
-        <w:rPr>
-          <w:rFonts w:ascii="Times New Roman" w:hAnsi="Times New Roman" w:eastAsia="Times New Roman" w:cs="Times New Roman"/>
-        </w:rPr>
-        <w:t>I</w:t>
-      </w:r>
-      <w:r>
-        <w:rPr>
-          <w:rFonts w:ascii="Times New Roman" w:hAnsi="Times New Roman" w:eastAsia="Times New Roman" w:cs="Times New Roman"/>
-          <w:vertAlign w:val="subscript"/>
-        </w:rPr>
-        <w:t>4</w:t>
-      </w:r>
+      <m:oMath>
+        <m:sSub>
+          <m:e>
+            <m:r>
+              <m:t>I</m:t>
+            </m:r>
+          </m:e>
+          <m:sub>
+            <m:r>
+              <m:t>4</m:t>
+            </m:r>
+          </m:sub>
+        </m:sSub>
+      </m:oMath>
       <w:r>
         <w:rPr>
           <w:rFonts w:ascii="Times New Roman" w:hAnsi="Times New Roman" w:eastAsia="Times New Roman" w:cs="Times New Roman"/>
@@ -9128,7 +9129,7 @@
     <ns0:name ns0:val="Verbatim Char"/>
     <ns0:basedOn ns0:val="BodyTextChar"/>
     <ns0:rPr>
-      <ns0:rFonts ns0:ascii="Times New Roman" ns0:cs="Times New Roman" ns0:eastAsia="FangSong" ns0:hAnsi="Times New Roman"/>
+      <ns0:rFonts ns0:ascii="SimSun" ns0:cs="SimSun" ns0:eastAsia="SimSun" ns0:hAnsi="SimSun"/>
       <ns0:b ns0:val="0"/>
       <ns0:sz ns0:val="20"/>
     </ns0:rPr>
@@ -9182,7 +9183,7 @@
       <w:wordWrap w:val="off"/>
     </w:pPr>
     <ns0:rPr>
-      <w:rFonts ns0:ascii="Times New Roman" ns0:hAnsi="Times New Roman" ns0:eastAsia="FangSong" ns0:cs="Times New Roman"/>
+      <w:rFonts ns0:ascii="SimSun" ns0:hAnsi="SimSun" ns0:eastAsia="SimSun" ns0:cs="SimSun"/>
     </ns0:rPr>
   </w:style>
   <w:style w:type="character" w:customStyle="1" w:styleId="KeywordTok">

--- a/00-首页/题组Word/第一轮习题集/结构化学/元素周期表与周期律练习题组-学生版.docx
+++ b/00-首页/题组Word/第一轮习题集/结构化学/元素周期表与周期律练习题组-学生版.docx
@@ -786,6 +786,31 @@
         <w:t>基础巩固</w:t>
       </w:r>
     </w:p>
+    <w:p>
+      <w:pPr>
+        <w:spacing w:before="0" w:after="0"/>
+      </w:pPr>
+    </w:p>
+    <w:p>
+      <w:pPr>
+        <w:spacing w:before="0" w:after="0"/>
+      </w:pPr>
+    </w:p>
+    <w:p>
+      <w:pPr>
+        <w:spacing w:before="0" w:after="0"/>
+      </w:pPr>
+    </w:p>
+    <w:p>
+      <w:pPr>
+        <w:spacing w:before="0" w:after="0"/>
+      </w:pPr>
+    </w:p>
+    <w:p>
+      <w:pPr>
+        <w:spacing w:before="0" w:after="0"/>
+      </w:pPr>
+    </w:p>
     <w:bookmarkEnd w:id="10"/>
     <w:bookmarkStart w:id="11" w:name="第2题-特殊元素的价层电子构型"/>
     <w:p>
@@ -894,6 +919,21 @@
         </w:rPr>
         <w:t>Ch05-5.24</w:t>
       </w:r>
+    </w:p>
+    <w:p>
+      <w:pPr>
+        <w:spacing w:before="0" w:after="0"/>
+      </w:pPr>
+    </w:p>
+    <w:p>
+      <w:pPr>
+        <w:spacing w:before="0" w:after="0"/>
+      </w:pPr>
+    </w:p>
+    <w:p>
+      <w:pPr>
+        <w:spacing w:before="0" w:after="0"/>
+      </w:pPr>
     </w:p>
     <w:bookmarkEnd w:id="11"/>
     <w:bookmarkStart w:id="12" w:name="第3题-原子半径比较4组"/>
@@ -1097,6 +1137,31 @@
         </w:rPr>
         <w:t>7.1</w:t>
       </w:r>
+    </w:p>
+    <w:p>
+      <w:pPr>
+        <w:spacing w:before="0" w:after="0"/>
+      </w:pPr>
+    </w:p>
+    <w:p>
+      <w:pPr>
+        <w:spacing w:before="0" w:after="0"/>
+      </w:pPr>
+    </w:p>
+    <w:p>
+      <w:pPr>
+        <w:spacing w:before="0" w:after="0"/>
+      </w:pPr>
+    </w:p>
+    <w:p>
+      <w:pPr>
+        <w:spacing w:before="0" w:after="0"/>
+      </w:pPr>
+    </w:p>
+    <w:p>
+      <w:pPr>
+        <w:spacing w:before="0" w:after="0"/>
+      </w:pPr>
     </w:p>
     <w:bookmarkEnd w:id="12"/>
     <w:bookmarkStart w:id="13" w:name="第4题-等电子体离子半径差异"/>
@@ -1530,6 +1595,21 @@
         <w:t>11-20</w:t>
       </w:r>
     </w:p>
+    <w:p>
+      <w:pPr>
+        <w:spacing w:before="0" w:after="0"/>
+      </w:pPr>
+    </w:p>
+    <w:p>
+      <w:pPr>
+        <w:spacing w:before="0" w:after="0"/>
+      </w:pPr>
+    </w:p>
+    <w:p>
+      <w:pPr>
+        <w:spacing w:before="0" w:after="0"/>
+      </w:pPr>
+    </w:p>
     <w:bookmarkEnd w:id="13"/>
     <w:bookmarkStart w:id="14" w:name="第5题-第三周期第一电离能排序"/>
     <w:p>
@@ -1670,6 +1750,31 @@
         <w:t>基础巩固</w:t>
       </w:r>
     </w:p>
+    <w:p>
+      <w:pPr>
+        <w:spacing w:before="0" w:after="0"/>
+      </w:pPr>
+    </w:p>
+    <w:p>
+      <w:pPr>
+        <w:spacing w:before="0" w:after="0"/>
+      </w:pPr>
+    </w:p>
+    <w:p>
+      <w:pPr>
+        <w:spacing w:before="0" w:after="0"/>
+      </w:pPr>
+    </w:p>
+    <w:p>
+      <w:pPr>
+        <w:spacing w:before="0" w:after="0"/>
+      </w:pPr>
+    </w:p>
+    <w:p>
+      <w:pPr>
+        <w:spacing w:before="0" w:after="0"/>
+      </w:pPr>
+    </w:p>
     <w:bookmarkEnd w:id="14"/>
     <w:bookmarkStart w:id="15" w:name="第6题-电离能反常解释"/>
     <w:p>
@@ -1728,10 +1833,6 @@
     <w:p>
       <w:pPr>
         <w:pStyle w:val="Compact"/>
-        <w:numPr>
-          <w:ilvl w:val="0"/>
-          <w:numId w:val="1003"/>
-        </w:numPr>
       </w:pPr>
       <m:oMath>
         <m:oMathPr>
@@ -1947,6 +2048,21 @@
         <w:t>Ch05-5.41</w:t>
       </w:r>
     </w:p>
+    <w:p>
+      <w:pPr>
+        <w:spacing w:before="0" w:after="0"/>
+      </w:pPr>
+    </w:p>
+    <w:p>
+      <w:pPr>
+        <w:spacing w:before="0" w:after="0"/>
+      </w:pPr>
+    </w:p>
+    <w:p>
+      <w:pPr>
+        <w:spacing w:before="0" w:after="0"/>
+      </w:pPr>
+    </w:p>
     <w:bookmarkEnd w:id="15"/>
     <w:bookmarkStart w:id="16" w:name="第7题-电负性标度与趋势"/>
     <w:p>
@@ -2074,6 +2190,21 @@
         </w:rPr>
         <w:t>自编补充</w:t>
       </w:r>
+    </w:p>
+    <w:p>
+      <w:pPr>
+        <w:spacing w:before="0" w:after="0"/>
+      </w:pPr>
+    </w:p>
+    <w:p>
+      <w:pPr>
+        <w:spacing w:before="0" w:after="0"/>
+      </w:pPr>
+    </w:p>
+    <w:p>
+      <w:pPr>
+        <w:spacing w:before="0" w:after="0"/>
+      </w:pPr>
     </w:p>
     <w:bookmarkEnd w:id="16"/>
     <w:bookmarkStart w:id="17" w:name="第8题-对角线规则与镧系收缩"/>
@@ -2299,6 +2430,31 @@
     </w:p>
     <w:p>
       <w:pPr>
+        <w:spacing w:before="0" w:after="0"/>
+      </w:pPr>
+    </w:p>
+    <w:p>
+      <w:pPr>
+        <w:spacing w:before="0" w:after="0"/>
+      </w:pPr>
+    </w:p>
+    <w:p>
+      <w:pPr>
+        <w:spacing w:before="0" w:after="0"/>
+      </w:pPr>
+    </w:p>
+    <w:p>
+      <w:pPr>
+        <w:spacing w:before="0" w:after="0"/>
+      </w:pPr>
+    </w:p>
+    <w:p>
+      <w:pPr>
+        <w:spacing w:before="0" w:after="0"/>
+      </w:pPr>
+    </w:p>
+    <w:p>
+      <w:pPr>
         <w:spacing w:before="160" w:after="80"/>
       </w:pPr>
       <w:r>
@@ -2684,6 +2840,31 @@
         </w:rPr>
         <w:t>）</w:t>
       </w:r>
+    </w:p>
+    <w:p>
+      <w:pPr>
+        <w:spacing w:before="0" w:after="0"/>
+      </w:pPr>
+    </w:p>
+    <w:p>
+      <w:pPr>
+        <w:spacing w:before="0" w:after="0"/>
+      </w:pPr>
+    </w:p>
+    <w:p>
+      <w:pPr>
+        <w:spacing w:before="0" w:after="0"/>
+      </w:pPr>
+    </w:p>
+    <w:p>
+      <w:pPr>
+        <w:spacing w:before="0" w:after="0"/>
+      </w:pPr>
+    </w:p>
+    <w:p>
+      <w:pPr>
+        <w:spacing w:before="0" w:after="0"/>
+      </w:pPr>
     </w:p>
     <w:bookmarkEnd w:id="19"/>
     <w:bookmarkStart w:id="20" w:name="第10题-电离能异常系统比较"/>
@@ -2857,6 +3038,31 @@
         </w:rPr>
         <w:t>Ch05-5.41</w:t>
       </w:r>
+    </w:p>
+    <w:p>
+      <w:pPr>
+        <w:spacing w:before="0" w:after="0"/>
+      </w:pPr>
+    </w:p>
+    <w:p>
+      <w:pPr>
+        <w:spacing w:before="0" w:after="0"/>
+      </w:pPr>
+    </w:p>
+    <w:p>
+      <w:pPr>
+        <w:spacing w:before="0" w:after="0"/>
+      </w:pPr>
+    </w:p>
+    <w:p>
+      <w:pPr>
+        <w:spacing w:before="0" w:after="0"/>
+      </w:pPr>
+    </w:p>
+    <w:p>
+      <w:pPr>
+        <w:spacing w:before="0" w:after="0"/>
+      </w:pPr>
     </w:p>
     <w:bookmarkEnd w:id="20"/>
     <w:bookmarkStart w:id="21" w:name="第11题-电离能数据推断族属"/>
@@ -3234,6 +3440,31 @@
         <w:t>讲义算一算</w:t>
       </w:r>
     </w:p>
+    <w:p>
+      <w:pPr>
+        <w:spacing w:before="0" w:after="0"/>
+      </w:pPr>
+    </w:p>
+    <w:p>
+      <w:pPr>
+        <w:spacing w:before="0" w:after="0"/>
+      </w:pPr>
+    </w:p>
+    <w:p>
+      <w:pPr>
+        <w:spacing w:before="0" w:after="0"/>
+      </w:pPr>
+    </w:p>
+    <w:p>
+      <w:pPr>
+        <w:spacing w:before="0" w:after="0"/>
+      </w:pPr>
+    </w:p>
+    <w:p>
+      <w:pPr>
+        <w:spacing w:before="0" w:after="0"/>
+      </w:pPr>
+    </w:p>
     <w:bookmarkEnd w:id="21"/>
     <w:bookmarkStart w:id="22" w:name="第12题-镧系收缩对第五六周期过渡元素的影响"/>
     <w:p>
@@ -3494,6 +3725,31 @@
         </w:rPr>
         <w:t>5</w:t>
       </w:r>
+    </w:p>
+    <w:p>
+      <w:pPr>
+        <w:spacing w:before="0" w:after="0"/>
+      </w:pPr>
+    </w:p>
+    <w:p>
+      <w:pPr>
+        <w:spacing w:before="0" w:after="0"/>
+      </w:pPr>
+    </w:p>
+    <w:p>
+      <w:pPr>
+        <w:spacing w:before="0" w:after="0"/>
+      </w:pPr>
+    </w:p>
+    <w:p>
+      <w:pPr>
+        <w:spacing w:before="0" w:after="0"/>
+      </w:pPr>
+    </w:p>
+    <w:p>
+      <w:pPr>
+        <w:spacing w:before="0" w:after="0"/>
+      </w:pPr>
     </w:p>
     <w:bookmarkEnd w:id="22"/>
     <w:bookmarkStart w:id="23" w:name="第13题-元素性质预测"/>
@@ -3698,6 +3954,31 @@
         <w:t>Ch05-5.39</w:t>
       </w:r>
     </w:p>
+    <w:p>
+      <w:pPr>
+        <w:spacing w:before="0" w:after="0"/>
+      </w:pPr>
+    </w:p>
+    <w:p>
+      <w:pPr>
+        <w:spacing w:before="0" w:after="0"/>
+      </w:pPr>
+    </w:p>
+    <w:p>
+      <w:pPr>
+        <w:spacing w:before="0" w:after="0"/>
+      </w:pPr>
+    </w:p>
+    <w:p>
+      <w:pPr>
+        <w:spacing w:before="0" w:after="0"/>
+      </w:pPr>
+    </w:p>
+    <w:p>
+      <w:pPr>
+        <w:spacing w:before="0" w:after="0"/>
+      </w:pPr>
+    </w:p>
     <w:bookmarkEnd w:id="23"/>
     <w:bookmarkStart w:id="24" w:name="第14题-第四周期过渡金属离子半径趋势"/>
     <w:p>
@@ -3943,6 +4224,31 @@
         <w:t>自编补充</w:t>
       </w:r>
     </w:p>
+    <w:p>
+      <w:pPr>
+        <w:spacing w:before="0" w:after="0"/>
+      </w:pPr>
+    </w:p>
+    <w:p>
+      <w:pPr>
+        <w:spacing w:before="0" w:after="0"/>
+      </w:pPr>
+    </w:p>
+    <w:p>
+      <w:pPr>
+        <w:spacing w:before="0" w:after="0"/>
+      </w:pPr>
+    </w:p>
+    <w:p>
+      <w:pPr>
+        <w:spacing w:before="0" w:after="0"/>
+      </w:pPr>
+    </w:p>
+    <w:p>
+      <w:pPr>
+        <w:spacing w:before="0" w:after="0"/>
+      </w:pPr>
+    </w:p>
     <w:bookmarkEnd w:id="24"/>
     <w:bookmarkStart w:id="25" w:name="第15题-过渡金属水合热异常分析"/>
     <w:p>
@@ -4314,6 +4620,31 @@
         <w:t>2.17</w:t>
       </w:r>
     </w:p>
+    <w:p>
+      <w:pPr>
+        <w:spacing w:before="0" w:after="0"/>
+      </w:pPr>
+    </w:p>
+    <w:p>
+      <w:pPr>
+        <w:spacing w:before="0" w:after="0"/>
+      </w:pPr>
+    </w:p>
+    <w:p>
+      <w:pPr>
+        <w:spacing w:before="0" w:after="0"/>
+      </w:pPr>
+    </w:p>
+    <w:p>
+      <w:pPr>
+        <w:spacing w:before="0" w:after="0"/>
+      </w:pPr>
+    </w:p>
+    <w:p>
+      <w:pPr>
+        <w:spacing w:before="0" w:after="0"/>
+      </w:pPr>
+    </w:p>
     <w:bookmarkEnd w:id="25"/>
     <w:bookmarkStart w:id="26" w:name="第16题-slater规则计算轨道能量"/>
     <w:p>
@@ -4561,6 +4892,31 @@
         <w:t>Ch05-5.33</w:t>
       </w:r>
     </w:p>
+    <w:p>
+      <w:pPr>
+        <w:spacing w:before="0" w:after="0"/>
+      </w:pPr>
+    </w:p>
+    <w:p>
+      <w:pPr>
+        <w:spacing w:before="0" w:after="0"/>
+      </w:pPr>
+    </w:p>
+    <w:p>
+      <w:pPr>
+        <w:spacing w:before="0" w:after="0"/>
+      </w:pPr>
+    </w:p>
+    <w:p>
+      <w:pPr>
+        <w:spacing w:before="0" w:after="0"/>
+      </w:pPr>
+    </w:p>
+    <w:p>
+      <w:pPr>
+        <w:spacing w:before="0" w:after="0"/>
+      </w:pPr>
+    </w:p>
     <w:bookmarkEnd w:id="26"/>
     <w:bookmarkStart w:id="27" w:name="第17题-非放射性元素中单电子数最多"/>
     <w:p>
@@ -4727,6 +5083,31 @@
         <w:t>Ch05-5.29</w:t>
       </w:r>
     </w:p>
+    <w:p>
+      <w:pPr>
+        <w:spacing w:before="0" w:after="0"/>
+      </w:pPr>
+    </w:p>
+    <w:p>
+      <w:pPr>
+        <w:spacing w:before="0" w:after="0"/>
+      </w:pPr>
+    </w:p>
+    <w:p>
+      <w:pPr>
+        <w:spacing w:before="0" w:after="0"/>
+      </w:pPr>
+    </w:p>
+    <w:p>
+      <w:pPr>
+        <w:spacing w:before="0" w:after="0"/>
+      </w:pPr>
+    </w:p>
+    <w:p>
+      <w:pPr>
+        <w:spacing w:before="0" w:after="0"/>
+      </w:pPr>
+    </w:p>
     <w:bookmarkEnd w:id="27"/>
     <w:bookmarkStart w:id="28" w:name="第18题-对角线规则的物理根源"/>
     <w:p>
@@ -4949,6 +5330,31 @@
         </w:rPr>
         <w:t>）</w:t>
       </w:r>
+    </w:p>
+    <w:p>
+      <w:pPr>
+        <w:spacing w:before="0" w:after="0"/>
+      </w:pPr>
+    </w:p>
+    <w:p>
+      <w:pPr>
+        <w:spacing w:before="0" w:after="0"/>
+      </w:pPr>
+    </w:p>
+    <w:p>
+      <w:pPr>
+        <w:spacing w:before="0" w:after="0"/>
+      </w:pPr>
+    </w:p>
+    <w:p>
+      <w:pPr>
+        <w:spacing w:before="0" w:after="0"/>
+      </w:pPr>
+    </w:p>
+    <w:p>
+      <w:pPr>
+        <w:spacing w:before="0" w:after="0"/>
+      </w:pPr>
     </w:p>
     <w:p>
       <w:pPr>
@@ -5776,6 +6182,46 @@
         <w:t>5.9</w:t>
       </w:r>
     </w:p>
+    <w:p>
+      <w:pPr>
+        <w:spacing w:before="0" w:after="0"/>
+      </w:pPr>
+    </w:p>
+    <w:p>
+      <w:pPr>
+        <w:spacing w:before="0" w:after="0"/>
+      </w:pPr>
+    </w:p>
+    <w:p>
+      <w:pPr>
+        <w:spacing w:before="0" w:after="0"/>
+      </w:pPr>
+    </w:p>
+    <w:p>
+      <w:pPr>
+        <w:spacing w:before="0" w:after="0"/>
+      </w:pPr>
+    </w:p>
+    <w:p>
+      <w:pPr>
+        <w:spacing w:before="0" w:after="0"/>
+      </w:pPr>
+    </w:p>
+    <w:p>
+      <w:pPr>
+        <w:spacing w:before="0" w:after="0"/>
+      </w:pPr>
+    </w:p>
+    <w:p>
+      <w:pPr>
+        <w:spacing w:before="0" w:after="0"/>
+      </w:pPr>
+    </w:p>
+    <w:p>
+      <w:pPr>
+        <w:spacing w:before="0" w:after="0"/>
+      </w:pPr>
+    </w:p>
     <w:bookmarkEnd w:id="30"/>
     <w:bookmarkStart w:id="31" w:name="第20题-失重数据与不定方程推断元素"/>
     <w:p>
@@ -6856,6 +7302,46 @@
         </w:rPr>
         <w:t>题</w:t>
       </w:r>
+    </w:p>
+    <w:p>
+      <w:pPr>
+        <w:spacing w:before="0" w:after="0"/>
+      </w:pPr>
+    </w:p>
+    <w:p>
+      <w:pPr>
+        <w:spacing w:before="0" w:after="0"/>
+      </w:pPr>
+    </w:p>
+    <w:p>
+      <w:pPr>
+        <w:spacing w:before="0" w:after="0"/>
+      </w:pPr>
+    </w:p>
+    <w:p>
+      <w:pPr>
+        <w:spacing w:before="0" w:after="0"/>
+      </w:pPr>
+    </w:p>
+    <w:p>
+      <w:pPr>
+        <w:spacing w:before="0" w:after="0"/>
+      </w:pPr>
+    </w:p>
+    <w:p>
+      <w:pPr>
+        <w:spacing w:before="0" w:after="0"/>
+      </w:pPr>
+    </w:p>
+    <w:p>
+      <w:pPr>
+        <w:spacing w:before="0" w:after="0"/>
+      </w:pPr>
+    </w:p>
+    <w:p>
+      <w:pPr>
+        <w:spacing w:before="0" w:after="0"/>
+      </w:pPr>
     </w:p>
     <w:bookmarkEnd w:id="31"/>
     <w:bookmarkStart w:id="32" w:name="第21题-性质预测与失重计算"/>
@@ -7515,6 +8001,31 @@
         <w:t>题</w:t>
       </w:r>
     </w:p>
+    <w:p>
+      <w:pPr>
+        <w:spacing w:before="0" w:after="0"/>
+      </w:pPr>
+    </w:p>
+    <w:p>
+      <w:pPr>
+        <w:spacing w:before="0" w:after="0"/>
+      </w:pPr>
+    </w:p>
+    <w:p>
+      <w:pPr>
+        <w:spacing w:before="0" w:after="0"/>
+      </w:pPr>
+    </w:p>
+    <w:p>
+      <w:pPr>
+        <w:spacing w:before="0" w:after="0"/>
+      </w:pPr>
+    </w:p>
+    <w:p>
+      <w:pPr>
+        <w:spacing w:before="0" w:after="0"/>
+      </w:pPr>
+    </w:p>
     <w:bookmarkEnd w:id="32"/>
     <w:bookmarkStart w:id="33" w:name="第22题-综合元素推断"/>
     <w:p>
@@ -7808,6 +8319,16 @@
         </w:rPr>
         <w:t xml:space="preserve"> + 5.28</w:t>
       </w:r>
+    </w:p>
+    <w:p>
+      <w:pPr>
+        <w:spacing w:before="0" w:after="0"/>
+      </w:pPr>
+    </w:p>
+    <w:p>
+      <w:pPr>
+        <w:spacing w:before="0" w:after="0"/>
+      </w:pPr>
     </w:p>
     <w:p>
       <w:pPr>

--- a/00-首页/题组Word/第一轮习题集/结构化学/元素周期表与周期律练习题组-学生版.docx
+++ b/00-首页/题组Word/第一轮习题集/结构化学/元素周期表与周期律练习题组-学生版.docx
@@ -56,6 +56,14 @@
         <w:tblStyle w:val="Table"/>
         <w:tblW w:type="pct" w:w="5000"/>
         <w:tblLayout w:type="fixed"/>
+        <w:tblBorders>
+          <w:top w:val="single" w:sz="12" w:space="0" w:color="000000"/>
+          <w:left w:val="none" w:sz="0" w:space="0" w:color="auto"/>
+          <w:bottom w:val="single" w:sz="12" w:space="0" w:color="000000"/>
+          <w:right w:val="none" w:sz="0" w:space="0" w:color="auto"/>
+          <w:insideH w:val="none" w:sz="0" w:space="0" w:color="auto"/>
+          <w:insideV w:val="none" w:sz="0" w:space="0" w:color="auto"/>
+        </w:tblBorders>
         <w:tblLook w:firstRow="1" w:lastRow="0" w:firstColumn="0" w:lastColumn="0" w:noHBand="0" w:noVBand="0" w:val="0020"/>
       </w:tblPr>
       <w:tblGrid>
@@ -70,7 +78,11 @@
           <w:tblHeader w:val="on"/>
         </w:trPr>
         <w:tc>
-          <w:tcPr/>
+          <w:tcPr>
+            <w:tcBorders>
+              <w:bottom w:val="single" w:sz="8" w:space="0" w:color="000000"/>
+            </w:tcBorders>
+          </w:tcPr>
           <w:p>
             <w:pPr>
               <w:pStyle w:val="Compact"/>
@@ -86,7 +98,11 @@
           </w:p>
         </w:tc>
         <w:tc>
-          <w:tcPr/>
+          <w:tcPr>
+            <w:tcBorders>
+              <w:bottom w:val="single" w:sz="8" w:space="0" w:color="000000"/>
+            </w:tcBorders>
+          </w:tcPr>
           <w:p>
             <w:pPr>
               <w:pStyle w:val="Compact"/>
@@ -102,7 +118,11 @@
           </w:p>
         </w:tc>
         <w:tc>
-          <w:tcPr/>
+          <w:tcPr>
+            <w:tcBorders>
+              <w:bottom w:val="single" w:sz="8" w:space="0" w:color="000000"/>
+            </w:tcBorders>
+          </w:tcPr>
           <w:p>
             <w:pPr>
               <w:pStyle w:val="Compact"/>
@@ -118,7 +138,11 @@
           </w:p>
         </w:tc>
         <w:tc>
-          <w:tcPr/>
+          <w:tcPr>
+            <w:tcBorders>
+              <w:bottom w:val="single" w:sz="8" w:space="0" w:color="000000"/>
+            </w:tcBorders>
+          </w:tcPr>
           <w:p>
             <w:pPr>
               <w:pStyle w:val="Compact"/>
@@ -134,7 +158,11 @@
           </w:p>
         </w:tc>
         <w:tc>
-          <w:tcPr/>
+          <w:tcPr>
+            <w:tcBorders>
+              <w:bottom w:val="single" w:sz="8" w:space="0" w:color="000000"/>
+            </w:tcBorders>
+          </w:tcPr>
           <w:p>
             <w:pPr>
               <w:pStyle w:val="Compact"/>
@@ -8067,6 +8095,7 @@
     <w:p>
       <w:pPr>
         <w:pStyle w:val="FirstParagraph"/>
+        <w:spacing w:before="0" w:after="0"/>
       </w:pPr>
       <w:r>
         <w:rPr>
@@ -9047,7 +9076,7 @@
     <ns0:rPr>
       <ns0:rFonts ns0:ascii="Times New Roman" ns0:cs="Times New Roman" ns0:eastAsia="SimHei" ns0:hAnsi="Times New Roman"/>
       <ns0:b/>
-      <ns0:color ns0:val="17324D"/>
+      <ns0:color ns0:val="000000"/>
       <ns0:sz ns0:val="44"/>
       <ns0:szCs ns0:val="56"/>
     </ns0:rPr>
@@ -9189,7 +9218,7 @@
     <ns0:rPr>
       <ns0:rFonts ns0:ascii="Times New Roman" ns0:cs="Times New Roman" ns0:eastAsia="SimHei" ns0:hAnsi="Times New Roman"/>
       <ns0:b/>
-      <ns0:color ns0:val="17324D"/>
+      <ns0:color ns0:val="000000"/>
       <ns0:sz ns0:val="32"/>
       <ns0:szCs ns0:val="40"/>
     </ns0:rPr>
@@ -9213,7 +9242,7 @@
     <ns0:rPr>
       <ns0:rFonts ns0:ascii="Times New Roman" ns0:cs="Times New Roman" ns0:eastAsia="SimHei" ns0:hAnsi="Times New Roman"/>
       <ns0:b/>
-      <ns0:color ns0:val="17324D"/>
+      <ns0:color ns0:val="000000"/>
       <ns0:sz ns0:val="28"/>
       <ns0:szCs ns0:val="32"/>
     </ns0:rPr>
@@ -9237,7 +9266,7 @@
     <ns0:rPr>
       <ns0:rFonts ns0:ascii="Times New Roman" ns0:cs="Times New Roman" ns0:eastAsia="SimHei" ns0:hAnsi="Times New Roman"/>
       <ns0:b/>
-      <ns0:color ns0:val="17324D"/>
+      <ns0:color ns0:val="000000"/>
       <ns0:sz ns0:val="25"/>
       <ns0:szCs ns0:val="28"/>
     </ns0:rPr>
